--- a/ch12/scrncht1213.docx
+++ b/ch12/scrncht1213.docx
@@ -5,6 +5,9 @@
     <w:p/>
     <w:p>
       <w:r>
+        <w:rPr>
+          <w:noProof/>
+        </w:rPr>
         <w:drawing>
           <wp:inline distT="0" distB="0" distL="0" distR="0" wp14:anchorId="01F6EDFA" wp14:editId="3535785D">
             <wp:extent cx="5943600" cy="3378200"/>
@@ -30,6 +33,231 @@
                     <a:xfrm>
                       <a:off x="0" y="0"/>
                       <a:ext cx="5943600" cy="3378200"/>
+                    </a:xfrm>
+                    <a:prstGeom prst="rect">
+                      <a:avLst/>
+                    </a:prstGeom>
+                  </pic:spPr>
+                </pic:pic>
+              </a:graphicData>
+            </a:graphic>
+          </wp:inline>
+        </w:drawing>
+      </w:r>
+      <w:r>
+        <w:drawing>
+          <wp:inline distT="0" distB="0" distL="0" distR="0" wp14:anchorId="2CDA745F" wp14:editId="349C7543">
+            <wp:extent cx="5943600" cy="3199765"/>
+            <wp:effectExtent l="0" t="0" r="0" b="635"/>
+            <wp:docPr id="479732455" name="Picture 1" descr="A screenshot of a computer&#10;&#10;AI-generated content may be incorrect."/>
+            <wp:cNvGraphicFramePr>
+              <a:graphicFrameLocks xmlns:a="http://schemas.openxmlformats.org/drawingml/2006/main" noChangeAspect="1"/>
+            </wp:cNvGraphicFramePr>
+            <a:graphic xmlns:a="http://schemas.openxmlformats.org/drawingml/2006/main">
+              <a:graphicData uri="http://schemas.openxmlformats.org/drawingml/2006/picture">
+                <pic:pic xmlns:pic="http://schemas.openxmlformats.org/drawingml/2006/picture">
+                  <pic:nvPicPr>
+                    <pic:cNvPr id="479732455" name="Picture 1" descr="A screenshot of a computer&#10;&#10;AI-generated content may be incorrect."/>
+                    <pic:cNvPicPr/>
+                  </pic:nvPicPr>
+                  <pic:blipFill>
+                    <a:blip r:embed="rId5"/>
+                    <a:stretch>
+                      <a:fillRect/>
+                    </a:stretch>
+                  </pic:blipFill>
+                  <pic:spPr>
+                    <a:xfrm>
+                      <a:off x="0" y="0"/>
+                      <a:ext cx="5943600" cy="3199765"/>
+                    </a:xfrm>
+                    <a:prstGeom prst="rect">
+                      <a:avLst/>
+                    </a:prstGeom>
+                  </pic:spPr>
+                </pic:pic>
+              </a:graphicData>
+            </a:graphic>
+          </wp:inline>
+        </w:drawing>
+      </w:r>
+      <w:r>
+        <w:lastRenderedPageBreak/>
+        <w:drawing>
+          <wp:inline distT="0" distB="0" distL="0" distR="0" wp14:anchorId="2EC84E70" wp14:editId="577E1BEE">
+            <wp:extent cx="5943600" cy="3268980"/>
+            <wp:effectExtent l="0" t="0" r="0" b="7620"/>
+            <wp:docPr id="945028958" name="Picture 1" descr="A screenshot of a computer&#10;&#10;AI-generated content may be incorrect."/>
+            <wp:cNvGraphicFramePr>
+              <a:graphicFrameLocks xmlns:a="http://schemas.openxmlformats.org/drawingml/2006/main" noChangeAspect="1"/>
+            </wp:cNvGraphicFramePr>
+            <a:graphic xmlns:a="http://schemas.openxmlformats.org/drawingml/2006/main">
+              <a:graphicData uri="http://schemas.openxmlformats.org/drawingml/2006/picture">
+                <pic:pic xmlns:pic="http://schemas.openxmlformats.org/drawingml/2006/picture">
+                  <pic:nvPicPr>
+                    <pic:cNvPr id="945028958" name="Picture 1" descr="A screenshot of a computer&#10;&#10;AI-generated content may be incorrect."/>
+                    <pic:cNvPicPr/>
+                  </pic:nvPicPr>
+                  <pic:blipFill>
+                    <a:blip r:embed="rId6"/>
+                    <a:stretch>
+                      <a:fillRect/>
+                    </a:stretch>
+                  </pic:blipFill>
+                  <pic:spPr>
+                    <a:xfrm>
+                      <a:off x="0" y="0"/>
+                      <a:ext cx="5943600" cy="3268980"/>
+                    </a:xfrm>
+                    <a:prstGeom prst="rect">
+                      <a:avLst/>
+                    </a:prstGeom>
+                  </pic:spPr>
+                </pic:pic>
+              </a:graphicData>
+            </a:graphic>
+          </wp:inline>
+        </w:drawing>
+      </w:r>
+      <w:r>
+        <w:drawing>
+          <wp:inline distT="0" distB="0" distL="0" distR="0" wp14:anchorId="41566AE0" wp14:editId="1FA8181C">
+            <wp:extent cx="5943600" cy="3223260"/>
+            <wp:effectExtent l="0" t="0" r="0" b="0"/>
+            <wp:docPr id="302406731" name="Picture 1" descr="A screenshot of a computer&#10;&#10;AI-generated content may be incorrect."/>
+            <wp:cNvGraphicFramePr>
+              <a:graphicFrameLocks xmlns:a="http://schemas.openxmlformats.org/drawingml/2006/main" noChangeAspect="1"/>
+            </wp:cNvGraphicFramePr>
+            <a:graphic xmlns:a="http://schemas.openxmlformats.org/drawingml/2006/main">
+              <a:graphicData uri="http://schemas.openxmlformats.org/drawingml/2006/picture">
+                <pic:pic xmlns:pic="http://schemas.openxmlformats.org/drawingml/2006/picture">
+                  <pic:nvPicPr>
+                    <pic:cNvPr id="302406731" name="Picture 1" descr="A screenshot of a computer&#10;&#10;AI-generated content may be incorrect."/>
+                    <pic:cNvPicPr/>
+                  </pic:nvPicPr>
+                  <pic:blipFill>
+                    <a:blip r:embed="rId7"/>
+                    <a:stretch>
+                      <a:fillRect/>
+                    </a:stretch>
+                  </pic:blipFill>
+                  <pic:spPr>
+                    <a:xfrm>
+                      <a:off x="0" y="0"/>
+                      <a:ext cx="5943600" cy="3223260"/>
+                    </a:xfrm>
+                    <a:prstGeom prst="rect">
+                      <a:avLst/>
+                    </a:prstGeom>
+                  </pic:spPr>
+                </pic:pic>
+              </a:graphicData>
+            </a:graphic>
+          </wp:inline>
+        </w:drawing>
+      </w:r>
+      <w:r>
+        <w:lastRenderedPageBreak/>
+        <w:drawing>
+          <wp:inline distT="0" distB="0" distL="0" distR="0" wp14:anchorId="59A8103E" wp14:editId="3701C0A8">
+            <wp:extent cx="5943600" cy="3086100"/>
+            <wp:effectExtent l="0" t="0" r="0" b="0"/>
+            <wp:docPr id="267117302" name="Picture 1" descr="A screenshot of a computer&#10;&#10;AI-generated content may be incorrect."/>
+            <wp:cNvGraphicFramePr>
+              <a:graphicFrameLocks xmlns:a="http://schemas.openxmlformats.org/drawingml/2006/main" noChangeAspect="1"/>
+            </wp:cNvGraphicFramePr>
+            <a:graphic xmlns:a="http://schemas.openxmlformats.org/drawingml/2006/main">
+              <a:graphicData uri="http://schemas.openxmlformats.org/drawingml/2006/picture">
+                <pic:pic xmlns:pic="http://schemas.openxmlformats.org/drawingml/2006/picture">
+                  <pic:nvPicPr>
+                    <pic:cNvPr id="267117302" name="Picture 1" descr="A screenshot of a computer&#10;&#10;AI-generated content may be incorrect."/>
+                    <pic:cNvPicPr/>
+                  </pic:nvPicPr>
+                  <pic:blipFill>
+                    <a:blip r:embed="rId8"/>
+                    <a:stretch>
+                      <a:fillRect/>
+                    </a:stretch>
+                  </pic:blipFill>
+                  <pic:spPr>
+                    <a:xfrm>
+                      <a:off x="0" y="0"/>
+                      <a:ext cx="5943600" cy="3086100"/>
+                    </a:xfrm>
+                    <a:prstGeom prst="rect">
+                      <a:avLst/>
+                    </a:prstGeom>
+                  </pic:spPr>
+                </pic:pic>
+              </a:graphicData>
+            </a:graphic>
+          </wp:inline>
+        </w:drawing>
+      </w:r>
+      <w:r>
+        <w:drawing>
+          <wp:inline distT="0" distB="0" distL="0" distR="0" wp14:anchorId="6AC3030B" wp14:editId="084F17F8">
+            <wp:extent cx="5943600" cy="3285490"/>
+            <wp:effectExtent l="0" t="0" r="0" b="0"/>
+            <wp:docPr id="1332258810" name="Picture 1" descr="A screenshot of a computer&#10;&#10;AI-generated content may be incorrect."/>
+            <wp:cNvGraphicFramePr>
+              <a:graphicFrameLocks xmlns:a="http://schemas.openxmlformats.org/drawingml/2006/main" noChangeAspect="1"/>
+            </wp:cNvGraphicFramePr>
+            <a:graphic xmlns:a="http://schemas.openxmlformats.org/drawingml/2006/main">
+              <a:graphicData uri="http://schemas.openxmlformats.org/drawingml/2006/picture">
+                <pic:pic xmlns:pic="http://schemas.openxmlformats.org/drawingml/2006/picture">
+                  <pic:nvPicPr>
+                    <pic:cNvPr id="1332258810" name="Picture 1" descr="A screenshot of a computer&#10;&#10;AI-generated content may be incorrect."/>
+                    <pic:cNvPicPr/>
+                  </pic:nvPicPr>
+                  <pic:blipFill>
+                    <a:blip r:embed="rId9"/>
+                    <a:stretch>
+                      <a:fillRect/>
+                    </a:stretch>
+                  </pic:blipFill>
+                  <pic:spPr>
+                    <a:xfrm>
+                      <a:off x="0" y="0"/>
+                      <a:ext cx="5943600" cy="3285490"/>
+                    </a:xfrm>
+                    <a:prstGeom prst="rect">
+                      <a:avLst/>
+                    </a:prstGeom>
+                  </pic:spPr>
+                </pic:pic>
+              </a:graphicData>
+            </a:graphic>
+          </wp:inline>
+        </w:drawing>
+      </w:r>
+      <w:r>
+        <w:lastRenderedPageBreak/>
+        <w:drawing>
+          <wp:inline distT="0" distB="0" distL="0" distR="0" wp14:anchorId="6C33E185" wp14:editId="75C1F6C7">
+            <wp:extent cx="5943600" cy="3281680"/>
+            <wp:effectExtent l="0" t="0" r="0" b="0"/>
+            <wp:docPr id="288573355" name="Picture 1" descr="A screenshot of a computer&#10;&#10;AI-generated content may be incorrect."/>
+            <wp:cNvGraphicFramePr>
+              <a:graphicFrameLocks xmlns:a="http://schemas.openxmlformats.org/drawingml/2006/main" noChangeAspect="1"/>
+            </wp:cNvGraphicFramePr>
+            <a:graphic xmlns:a="http://schemas.openxmlformats.org/drawingml/2006/main">
+              <a:graphicData uri="http://schemas.openxmlformats.org/drawingml/2006/picture">
+                <pic:pic xmlns:pic="http://schemas.openxmlformats.org/drawingml/2006/picture">
+                  <pic:nvPicPr>
+                    <pic:cNvPr id="288573355" name="Picture 1" descr="A screenshot of a computer&#10;&#10;AI-generated content may be incorrect."/>
+                    <pic:cNvPicPr/>
+                  </pic:nvPicPr>
+                  <pic:blipFill>
+                    <a:blip r:embed="rId10"/>
+                    <a:stretch>
+                      <a:fillRect/>
+                    </a:stretch>
+                  </pic:blipFill>
+                  <pic:spPr>
+                    <a:xfrm>
+                      <a:off x="0" y="0"/>
+                      <a:ext cx="5943600" cy="3281680"/>
                     </a:xfrm>
                     <a:prstGeom prst="rect">
                       <a:avLst/>
